--- a/Documentation/Hazz_Karaoke_Hoster_Dummys_Guide.docx
+++ b/Documentation/Hazz_Karaoke_Hoster_Dummys_Guide.docx
@@ -31,7 +31,7 @@
         <w:rPr>
           <w:sz w:val="20"/>
         </w:rPr>
-        <w:t>Windows x64  |  Version 0.17.20  |  September 2026</w:t>
+        <w:t>Windows x64  |  Version 0.17.21  |  September 2026</w:t>
       </w:r>
     </w:p>
     <w:p>
@@ -302,7 +302,7 @@
         <w:spacing w:after="60"/>
       </w:pPr>
       <w:r>
-        <w:t>Use red Stop only when you really want to end the song.</w:t>
+        <w:t>Use red Fade Stop to lower the audio smoothly and end the song.</w:t>
       </w:r>
     </w:p>
     <w:p>
@@ -416,6 +416,24 @@
         <w:spacing w:after="60"/>
       </w:pPr>
       <w:r>
+        <w:t>Shift-click a range or Ctrl-click individual tracks, then drag the selection or use a deck button.</w:t>
+      </w:r>
+    </w:p>
+    <w:p>
+      <w:pPr>
+        <w:pStyle w:val="ListNumber"/>
+        <w:spacing w:after="60"/>
+      </w:pPr>
+      <w:r>
+        <w:t>Press Select All or Ctrl+A to queue every visible result from a folder search.</w:t>
+      </w:r>
+    </w:p>
+    <w:p>
+      <w:pPr>
+        <w:pStyle w:val="ListNumber"/>
+        <w:spacing w:after="60"/>
+      </w:pPr>
+      <w:r>
         <w:t>Press the green Play button on a deck.</w:t>
       </w:r>
     </w:p>
@@ -426,6 +444,15 @@
       </w:pPr>
       <w:r>
         <w:t>Enable Auto Crossfade if you want the decks to alternate.</w:t>
+      </w:r>
+    </w:p>
+    <w:p>
+      <w:pPr>
+        <w:pStyle w:val="ListNumber"/>
+        <w:spacing w:after="60"/>
+      </w:pPr>
+      <w:r>
+        <w:t>For one-player operation, choose Show, Single Deck + Side List Mode. Add tracks to the side list, then drag them into Deck 1.</w:t>
       </w:r>
     </w:p>
     <w:p>
@@ -980,7 +1007,7 @@
       <w:rPr>
         <w:sz w:val="16"/>
       </w:rPr>
-      <w:t>Hazz Karaoke Hoster Dummy Guide  |  v0.17.20</w:t>
+      <w:t>Hazz Karaoke Hoster Dummy Guide  |  v0.17.21</w:t>
     </w:r>
   </w:p>
 </w:ftr>

--- a/Documentation/Hazz_Karaoke_Hoster_Dummys_Guide.docx
+++ b/Documentation/Hazz_Karaoke_Hoster_Dummys_Guide.docx
@@ -31,7 +31,7 @@
         <w:rPr>
           <w:sz w:val="20"/>
         </w:rPr>
-        <w:t>Windows x64  |  Version 0.17.21  |  September 2026</w:t>
+        <w:t>Windows x64  |  Version 0.17.22  |  September 2026</w:t>
       </w:r>
     </w:p>
     <w:p>
@@ -302,7 +302,16 @@
         <w:spacing w:after="60"/>
       </w:pPr>
       <w:r>
-        <w:t>Use red Fade Stop to lower the audio smoothly and end the song.</w:t>
+        <w:t>Use red Fade Stop to lower karaoke for 1.5 seconds; returning music then fades in for 1.5 seconds.</w:t>
+      </w:r>
+    </w:p>
+    <w:p>
+      <w:pPr>
+        <w:pStyle w:val="ListNumber"/>
+        <w:spacing w:after="60"/>
+      </w:pPr>
+      <w:r>
+        <w:t>To load without a singer assignment, drag a Karaoke search result or karaoke file directly onto the Karaoke Deck, check it, then press Play.</w:t>
       </w:r>
     </w:p>
     <w:p>
@@ -443,6 +452,24 @@
         <w:spacing w:after="60"/>
       </w:pPr>
       <w:r>
+        <w:t>Pause keeps the exact position; press Pause or Play to resume. Drag the timeline to seek.</w:t>
+      </w:r>
+    </w:p>
+    <w:p>
+      <w:pPr>
+        <w:pStyle w:val="ListNumber"/>
+        <w:spacing w:after="60"/>
+      </w:pPr>
+      <w:r>
+        <w:t>Import a music-video folder through Import, Import Music / Video Folders. Video tracks automatically appear full-screen and muted on the singer display while deck audio plays normally.</w:t>
+      </w:r>
+    </w:p>
+    <w:p>
+      <w:pPr>
+        <w:pStyle w:val="ListNumber"/>
+        <w:spacing w:after="60"/>
+      </w:pPr>
+      <w:r>
         <w:t>Enable Auto Crossfade if you want the decks to alternate.</w:t>
       </w:r>
     </w:p>
@@ -452,7 +479,7 @@
         <w:spacing w:after="60"/>
       </w:pPr>
       <w:r>
-        <w:t>For one-player operation, choose Show, Single Deck + Side List Mode. Add tracks to the side list, then drag them into Deck 1.</w:t>
+        <w:t>For one-player operation, choose Show, Single Deck + Side List Mode. The right panel becomes a proper side list with Add, Load, Save, Select, Move, Send to Deck 1, Shuffle, Remove and Clear controls.</w:t>
       </w:r>
     </w:p>
     <w:p>
@@ -1007,7 +1034,7 @@
       <w:rPr>
         <w:sz w:val="16"/>
       </w:rPr>
-      <w:t>Hazz Karaoke Hoster Dummy Guide  |  v0.17.21</w:t>
+      <w:t>Hazz Karaoke Hoster Dummy Guide  |  v0.17.22</w:t>
     </w:r>
   </w:p>
 </w:ftr>

--- a/Documentation/Hazz_Karaoke_Hoster_Dummys_Guide.docx
+++ b/Documentation/Hazz_Karaoke_Hoster_Dummys_Guide.docx
@@ -8,7 +8,7 @@
         <w:jc w:val="center"/>
       </w:pPr>
       <w:r>
-        <w:t>Hazz Karaoke Hoster Dummy Guide</w:t>
+        <w:t>Hazz Karaoke Hoster Dummy's Guide</w:t>
       </w:r>
     </w:p>
     <w:p>
@@ -18,124 +18,16 @@
       <w:r>
         <w:rPr>
           <w:b/>
-          <w:sz w:val="26"/>
+          <w:sz w:val="28"/>
         </w:rPr>
-        <w:t>A simple step by step guide for running your first show</w:t>
+        <w:t>Virtual folders and BPM Studio import — version 0.80</w:t>
       </w:r>
     </w:p>
     <w:p>
       <w:pPr>
         <w:jc w:val="center"/>
       </w:pPr>
-      <w:r>
-        <w:rPr>
-          <w:sz w:val="20"/>
-        </w:rPr>
-        <w:t>Windows x64  |  Version 0.17.22  |  September 2026</w:t>
-      </w:r>
-    </w:p>
-    <w:p>
-      <w:pPr>
-        <w:jc w:val="center"/>
-      </w:pPr>
-      <w:r>
-        <w:drawing>
-          <wp:inline xmlns:a="http://schemas.openxmlformats.org/drawingml/2006/main" xmlns:pic="http://schemas.openxmlformats.org/drawingml/2006/picture">
-            <wp:extent cx="6400800" cy="3456432"/>
-            <wp:docPr id="1" name="Picture 1"/>
-            <wp:cNvGraphicFramePr>
-              <a:graphicFrameLocks noChangeAspect="1"/>
-            </wp:cNvGraphicFramePr>
-            <a:graphic>
-              <a:graphicData uri="http://schemas.openxmlformats.org/drawingml/2006/picture">
-                <pic:pic>
-                  <pic:nvPicPr>
-                    <pic:cNvPr id="0" name="layout-preview.png"/>
-                    <pic:cNvPicPr/>
-                  </pic:nvPicPr>
-                  <pic:blipFill>
-                    <a:blip r:embed="rId9"/>
-                    <a:stretch>
-                      <a:fillRect/>
-                    </a:stretch>
-                  </pic:blipFill>
-                  <pic:spPr>
-                    <a:xfrm>
-                      <a:off x="0" y="0"/>
-                      <a:ext cx="6400800" cy="3456432"/>
-                    </a:xfrm>
-                    <a:prstGeom prst="rect"/>
-                  </pic:spPr>
-                </pic:pic>
-              </a:graphicData>
-            </a:graphic>
-          </wp:inline>
-        </w:drawing>
-      </w:r>
-    </w:p>
-    <w:p>
-      <w:pPr>
-        <w:jc w:val="center"/>
-      </w:pPr>
-      <w:r>
-        <w:rPr>
-          <w:b/>
-        </w:rPr>
-        <w:t>Hazz Karaoke Hoster</w:t>
-      </w:r>
-    </w:p>
-    <w:p>
-      <w:r>
-        <w:br w:type="page"/>
-      </w:r>
-    </w:p>
-    <w:p>
-      <w:pPr>
-        <w:pStyle w:val="Heading1"/>
-      </w:pPr>
-      <w:r>
-        <w:t>Read this first</w:t>
-      </w:r>
-    </w:p>
-    <w:p>
-      <w:r>
-        <w:t>This guide gives you the shortest safe route from opening Hazz to playing singers. Follow the steps in order during your first practice session. The Complete Manual explains every option in more detail.</w:t>
-      </w:r>
-    </w:p>
-    <w:p>
-      <w:pPr>
-        <w:pStyle w:val="Heading1"/>
-      </w:pPr>
-      <w:r>
-        <w:t>The three rules</w:t>
-      </w:r>
-    </w:p>
-    <w:p>
-      <w:pPr>
-        <w:pStyle w:val="ListBullet"/>
-        <w:spacing w:after="60"/>
-      </w:pPr>
-      <w:r>
-        <w:t>Keep the Hazz controls on Display 1 and the audience picture on Display 2.</w:t>
-      </w:r>
-    </w:p>
-    <w:p>
-      <w:pPr>
-        <w:pStyle w:val="ListBullet"/>
-        <w:spacing w:after="60"/>
-      </w:pPr>
-      <w:r>
-        <w:t>Load and check the next singer before pressing Play.</w:t>
-      </w:r>
-    </w:p>
-    <w:p>
-      <w:pPr>
-        <w:pStyle w:val="ListBullet"/>
-        <w:spacing w:after="60"/>
-      </w:pPr>
-      <w:r>
-        <w:t>Do not disconnect karaoke or music drives while Hazz is open.</w:t>
-      </w:r>
+      <w:r/>
     </w:p>
     <w:p>
       <w:pPr>
@@ -148,16 +40,14 @@
     <w:p>
       <w:pPr>
         <w:pStyle w:val="ListNumber"/>
-        <w:spacing w:after="60"/>
       </w:pPr>
       <w:r>
-        <w:t>Connect your second screen or projector and set Windows to Extend these displays.</w:t>
+        <w:t>Connect Display 2 and set Windows to Extend these displays.</w:t>
       </w:r>
     </w:p>
     <w:p>
       <w:pPr>
         <w:pStyle w:val="ListNumber"/>
-        <w:spacing w:after="60"/>
       </w:pPr>
       <w:r>
         <w:t>Open Hazz Karaoke Hoster.exe.</w:t>
@@ -166,37 +56,25 @@
     <w:p>
       <w:pPr>
         <w:pStyle w:val="ListNumber"/>
-        <w:spacing w:after="60"/>
       </w:pPr>
       <w:r>
-        <w:t>Choose Import, Import Karaoke Folders and select your karaoke folder.</w:t>
+        <w:t>Import your karaoke and music folders.</w:t>
       </w:r>
     </w:p>
     <w:p>
       <w:pPr>
         <w:pStyle w:val="ListNumber"/>
-        <w:spacing w:after="60"/>
       </w:pPr>
       <w:r>
-        <w:t>Choose Import, Import Music Folders if you want interval music.</w:t>
+        <w:t>Press TV and confirm the audience picture is on Display 2.</w:t>
       </w:r>
     </w:p>
     <w:p>
       <w:pPr>
         <w:pStyle w:val="ListNumber"/>
-        <w:spacing w:after="60"/>
       </w:pPr>
       <w:r>
-        <w:t>Press TV. The audience picture should appear full screen on Display 2.</w:t>
-      </w:r>
-    </w:p>
-    <w:p>
-      <w:pPr>
-        <w:pStyle w:val="ListNumber"/>
-        <w:spacing w:after="60"/>
-      </w:pPr>
-      <w:r>
-        <w:t>Choose Show, New Show when you are ready to start a fresh night.</w:t>
+        <w:t>Choose Show &gt; New Show when you are ready.</w:t>
       </w:r>
     </w:p>
     <w:p>
@@ -204,52 +82,39 @@
         <w:pStyle w:val="Heading1"/>
       </w:pPr>
       <w:r>
-        <w:t>Add the first singer</w:t>
+        <w:t>Add and play a singer</w:t>
       </w:r>
     </w:p>
     <w:p>
       <w:pPr>
         <w:pStyle w:val="ListNumber"/>
-        <w:spacing w:after="60"/>
       </w:pPr>
       <w:r>
-        <w:t>Click the singer-name box in the centre.</w:t>
+        <w:t>Type a singer name and press Add Singer.</w:t>
       </w:r>
     </w:p>
     <w:p>
       <w:pPr>
         <w:pStyle w:val="ListNumber"/>
-        <w:spacing w:after="60"/>
       </w:pPr>
       <w:r>
-        <w:t>Type the singer's name.</w:t>
+        <w:t>Search in Karaoke mode and drag the song onto the singer.</w:t>
       </w:r>
     </w:p>
     <w:p>
       <w:pPr>
         <w:pStyle w:val="ListNumber"/>
-        <w:spacing w:after="60"/>
       </w:pPr>
       <w:r>
-        <w:t>Press Add Singer.</w:t>
+        <w:t>Press Load Next Singer and check the details.</w:t>
       </w:r>
     </w:p>
     <w:p>
       <w:pPr>
         <w:pStyle w:val="ListNumber"/>
-        <w:spacing w:after="60"/>
       </w:pPr>
       <w:r>
-        <w:t>Search in Karaoke mode for the requested artist or song.</w:t>
-      </w:r>
-    </w:p>
-    <w:p>
-      <w:pPr>
-        <w:pStyle w:val="ListNumber"/>
-        <w:spacing w:after="60"/>
-      </w:pPr>
-      <w:r>
-        <w:t>Drag the result onto the singer's row.</w:t>
+        <w:t>Press green Play. Use Pause when needed and Fade Stop at the end.</w:t>
       </w:r>
     </w:p>
     <w:p>
@@ -257,149 +122,39 @@
         <w:pStyle w:val="Heading1"/>
       </w:pPr>
       <w:r>
-        <w:t>Play the singer</w:t>
+        <w:t>Keep the rotation fair</w:t>
       </w:r>
     </w:p>
     <w:p>
       <w:pPr>
         <w:pStyle w:val="ListNumber"/>
-        <w:spacing w:after="60"/>
       </w:pPr>
       <w:r>
-        <w:t>Press Load Next Singer.</w:t>
+        <w:t>Drag singers or use Move Up and Move Down.</w:t>
       </w:r>
     </w:p>
     <w:p>
       <w:pPr>
         <w:pStyle w:val="ListNumber"/>
-        <w:spacing w:after="60"/>
       </w:pPr>
       <w:r>
-        <w:t>Read the singer and song shown in the Karaoke Deck.</w:t>
+        <w:t>Set As Next moves the selected singer first.</w:t>
       </w:r>
     </w:p>
     <w:p>
       <w:pPr>
         <w:pStyle w:val="ListNumber"/>
-        <w:spacing w:after="60"/>
       </w:pPr>
       <w:r>
-        <w:t>Press the green Play button.</w:t>
+        <w:t>Use Hold if someone is away and Skip Once to pass them once.</w:t>
       </w:r>
     </w:p>
     <w:p>
       <w:pPr>
         <w:pStyle w:val="ListNumber"/>
-        <w:spacing w:after="60"/>
       </w:pPr>
       <w:r>
-        <w:t>Use yellow Pause if needed.</w:t>
-      </w:r>
-    </w:p>
-    <w:p>
-      <w:pPr>
-        <w:pStyle w:val="ListNumber"/>
-        <w:spacing w:after="60"/>
-      </w:pPr>
-      <w:r>
-        <w:t>Use red Fade Stop to lower karaoke for 1.5 seconds; returning music then fades in for 1.5 seconds.</w:t>
-      </w:r>
-    </w:p>
-    <w:p>
-      <w:pPr>
-        <w:pStyle w:val="ListNumber"/>
-        <w:spacing w:after="60"/>
-      </w:pPr>
-      <w:r>
-        <w:t>To load without a singer assignment, drag a Karaoke search result or karaoke file directly onto the Karaoke Deck, check it, then press Play.</w:t>
-      </w:r>
-    </w:p>
-    <w:p>
-      <w:pPr>
-        <w:pStyle w:val="Heading1"/>
-      </w:pPr>
-      <w:r>
-        <w:t>Keep the queue fair</w:t>
-      </w:r>
-    </w:p>
-    <w:p>
-      <w:pPr>
-        <w:pStyle w:val="ListNumber"/>
-        <w:spacing w:after="60"/>
-      </w:pPr>
-      <w:r>
-        <w:t>Drag a singer to change the order, or use Move Up and Move Down.</w:t>
-      </w:r>
-    </w:p>
-    <w:p>
-      <w:pPr>
-        <w:pStyle w:val="ListNumber"/>
-        <w:spacing w:after="60"/>
-      </w:pPr>
-      <w:r>
-        <w:t>Set As Next puts the selected singer first.</w:t>
-      </w:r>
-    </w:p>
-    <w:p>
-      <w:pPr>
-        <w:pStyle w:val="ListNumber"/>
-        <w:spacing w:after="60"/>
-      </w:pPr>
-      <w:r>
-        <w:t>Right-click and choose Hold when a singer has gone outside.</w:t>
-      </w:r>
-    </w:p>
-    <w:p>
-      <w:pPr>
-        <w:pStyle w:val="ListNumber"/>
-        <w:spacing w:after="60"/>
-      </w:pPr>
-      <w:r>
-        <w:t>Use Skip Once if they should be passed over only this time.</w:t>
-      </w:r>
-    </w:p>
-    <w:p>
-      <w:pPr>
-        <w:pStyle w:val="Heading1"/>
-      </w:pPr>
-      <w:r>
-        <w:t>Use a previous singer</w:t>
-      </w:r>
-    </w:p>
-    <w:p>
-      <w:pPr>
-        <w:pStyle w:val="ListNumber"/>
-        <w:spacing w:after="60"/>
-      </w:pPr>
-      <w:r>
-        <w:t>Open the singer-name dropdown. It opens with recent singers instead of loading thousands at once.</w:t>
-      </w:r>
-    </w:p>
-    <w:p>
-      <w:pPr>
-        <w:pStyle w:val="ListNumber"/>
-        <w:spacing w:after="60"/>
-      </w:pPr>
-      <w:r>
-        <w:t>Type part of the name to search all saved singers.</w:t>
-      </w:r>
-    </w:p>
-    <w:p>
-      <w:pPr>
-        <w:pStyle w:val="ListNumber"/>
-        <w:spacing w:after="60"/>
-      </w:pPr>
-      <w:r>
-        <w:t>Select the name and add them to tonight's rotation.</w:t>
-      </w:r>
-    </w:p>
-    <w:p>
-      <w:pPr>
-        <w:pStyle w:val="ListNumber"/>
-        <w:spacing w:after="60"/>
-      </w:pPr>
-      <w:r>
-        <w:t>Open Songs and History to reuse one of their old songs.</w:t>
+        <w:t>Open Songs and History to reuse a previous request.</w:t>
       </w:r>
     </w:p>
     <w:p>
@@ -413,91 +168,73 @@
     <w:p>
       <w:pPr>
         <w:pStyle w:val="ListNumber"/>
-        <w:spacing w:after="60"/>
       </w:pPr>
       <w:r>
-        <w:t>Drag Music search results to Deck 1 or Deck 2.</w:t>
+        <w:t>Add Music results to Deck 1 or Deck 2.</w:t>
       </w:r>
     </w:p>
     <w:p>
       <w:pPr>
         <w:pStyle w:val="ListNumber"/>
-        <w:spacing w:after="60"/>
       </w:pPr>
       <w:r>
-        <w:t>Shift-click a range or Ctrl-click individual tracks, then drag the selection or use a deck button.</w:t>
+        <w:t>Use Ctrl-click, Shift-click or Select All for several tracks.</w:t>
       </w:r>
     </w:p>
     <w:p>
       <w:pPr>
         <w:pStyle w:val="ListNumber"/>
-        <w:spacing w:after="60"/>
       </w:pPr>
       <w:r>
-        <w:t>Press Select All or Ctrl+A to queue every visible result from a folder search.</w:t>
+        <w:t>Pause keeps the exact position and Play resumes it.</w:t>
       </w:r>
     </w:p>
     <w:p>
       <w:pPr>
         <w:pStyle w:val="ListNumber"/>
-        <w:spacing w:after="60"/>
       </w:pPr>
       <w:r>
-        <w:t>Press the green Play button on a deck.</w:t>
+        <w:t>Use the timeline to seek. Auto Crossfade alternates decks.</w:t>
       </w:r>
     </w:p>
     <w:p>
       <w:pPr>
         <w:pStyle w:val="ListNumber"/>
-        <w:spacing w:after="60"/>
       </w:pPr>
       <w:r>
-        <w:t>Pause keeps the exact position; press Pause or Play to resume. Drag the timeline to seek.</w:t>
+        <w:t>Single Deck mode turns Deck 2 into a staging side list.</w:t>
       </w:r>
     </w:p>
     <w:p>
       <w:pPr>
-        <w:pStyle w:val="ListNumber"/>
-        <w:spacing w:after="60"/>
+        <w:pStyle w:val="Heading2"/>
       </w:pPr>
       <w:r>
-        <w:t>Import a music-video folder through Import, Import Music / Video Folders. Video tracks automatically appear full-screen and muted on the singer display while deck audio plays normally.</w:t>
+        <w:t>Find and play music videos</w:t>
       </w:r>
     </w:p>
     <w:p>
       <w:pPr>
-        <w:pStyle w:val="ListNumber"/>
-        <w:spacing w:after="60"/>
+        <w:pStyle w:val="ListBullet"/>
       </w:pPr>
       <w:r>
-        <w:t>Enable Auto Crossfade if you want the decks to alternate.</w:t>
+        <w:t>Press Music Video at the top to search only imported video files.</w:t>
       </w:r>
     </w:p>
     <w:p>
       <w:pPr>
-        <w:pStyle w:val="ListNumber"/>
-        <w:spacing w:after="60"/>
+        <w:pStyle w:val="ListBullet"/>
       </w:pPr>
       <w:r>
-        <w:t>For one-player operation, choose Show, Single Deck + Side List Mode. The right panel becomes a proper side list with Add, Load, Save, Select, Move, Send to Deck 1, Shuffle, Remove and Clear controls.</w:t>
+        <w:t>Add or drag a result to a music deck, or press Space for quick play.</w:t>
       </w:r>
     </w:p>
     <w:p>
       <w:pPr>
-        <w:pStyle w:val="ListNumber"/>
-        <w:spacing w:after="60"/>
+        <w:pStyle w:val="ListBullet"/>
       </w:pPr>
       <w:r>
-        <w:t>Starting karaoke pauses the music plan; Play Music resumes the next scheduled track.</w:t>
-      </w:r>
-    </w:p>
-    <w:p>
-      <w:pPr>
-        <w:pStyle w:val="ListNumber"/>
-        <w:spacing w:after="60"/>
-      </w:pPr>
-      <w:r>
-        <w:t>In Music search, Space quickly plays the highlighted result and Space again stops it.</w:t>
+        <w:t>Singer lists, scrollers, venue text, backgrounds and the logo hide automatically while the video is on the singer display.</w:t>
       </w:r>
     </w:p>
     <w:p>
@@ -505,52 +242,39 @@
         <w:pStyle w:val="Heading1"/>
       </w:pPr>
       <w:r>
-        <w:t>Make the audience screen look good</w:t>
+        <w:t>Set up the audience display</w:t>
       </w:r>
     </w:p>
     <w:p>
       <w:pPr>
         <w:pStyle w:val="ListNumber"/>
-        <w:spacing w:after="60"/>
       </w:pPr>
       <w:r>
-        <w:t>Open Display, Overlay and Next Singer Settings.</w:t>
+        <w:t>Keep the host controls on Display 1 and send the audience window to Display 2.</w:t>
       </w:r>
     </w:p>
     <w:p>
       <w:pPr>
         <w:pStyle w:val="ListNumber"/>
-        <w:spacing w:after="60"/>
       </w:pPr>
       <w:r>
-        <w:t>Choose whether to show the next four singers and their songs.</w:t>
+        <w:t>Choose an image, GIF, silent video or slideshow folder.</w:t>
       </w:r>
     </w:p>
     <w:p>
       <w:pPr>
         <w:pStyle w:val="ListNumber"/>
-        <w:spacing w:after="60"/>
       </w:pPr>
       <w:r>
-        <w:t>Choose a background image, GIF or silent video, or choose a whole slideshow folder.</w:t>
+        <w:t>Use Fit, Fill, Stretch or Center for the background.</w:t>
       </w:r>
     </w:p>
     <w:p>
       <w:pPr>
         <w:pStyle w:val="ListNumber"/>
-        <w:spacing w:after="60"/>
       </w:pPr>
       <w:r>
-        <w:t>Use Fit for the whole image, Fill for edge-to-edge cropping, or Stretch to fill everything.</w:t>
-      </w:r>
-    </w:p>
-    <w:p>
-      <w:pPr>
-        <w:pStyle w:val="ListNumber"/>
-        <w:spacing w:after="60"/>
-      </w:pPr>
-      <w:r>
-        <w:t>Move the singer scroller to the top if it blocks artwork at the bottom.</w:t>
+        <w:t>Move the singer scroller to the top or bottom.</w:t>
       </w:r>
     </w:p>
     <w:p>
@@ -558,61 +282,287 @@
         <w:pStyle w:val="Heading1"/>
       </w:pPr>
       <w:r>
-        <w:t>If something goes wrong</w:t>
+        <w:t>What a virtual folder is</w:t>
       </w:r>
     </w:p>
     <w:p>
       <w:pPr>
         <w:pStyle w:val="ListNumber"/>
-        <w:spacing w:after="60"/>
       </w:pPr>
       <w:r>
-        <w:t>No second-screen picture: press TV again and confirm Windows sees Display 2.</w:t>
+        <w:t>It is a named collection of shortcuts to songs already in Hazz.</w:t>
       </w:r>
     </w:p>
     <w:p>
       <w:pPr>
         <w:pStyle w:val="ListNumber"/>
-        <w:spacing w:after="60"/>
       </w:pPr>
       <w:r>
-        <w:t>Missing file: reconnect the drive, then rescan the watched folder.</w:t>
+        <w:t>The actual files do not move or get copied.</w:t>
       </w:r>
     </w:p>
     <w:p>
       <w:pPr>
         <w:pStyle w:val="ListNumber"/>
-        <w:spacing w:after="60"/>
       </w:pPr>
       <w:r>
-        <w:t>Red or broken song: choose another version; Hazz has marked the failed file so you can repair it later.</w:t>
+        <w:t>The same song can appear in several virtual folders.</w:t>
+      </w:r>
+    </w:p>
+    <w:p>
+      <w:pPr>
+        <w:pStyle w:val="Heading1"/>
+      </w:pPr>
+      <w:r>
+        <w:t>Make an 80s / Rock folder</w:t>
       </w:r>
     </w:p>
     <w:p>
       <w:pPr>
         <w:pStyle w:val="ListNumber"/>
-        <w:spacing w:after="60"/>
       </w:pPr>
       <w:r>
-        <w:t>Lyrics early or late: use the CDG minus or plus 0.25-second buttons.</w:t>
+        <w:t>Open Library &gt; Browse Library.</w:t>
       </w:r>
     </w:p>
     <w:p>
       <w:pPr>
         <w:pStyle w:val="ListNumber"/>
-        <w:spacing w:after="60"/>
       </w:pPr>
       <w:r>
-        <w:t>Wrong pitch: use Key minus or plus, then Reset when needed.</w:t>
+        <w:t>Press New Folder, type 80s, and create it.</w:t>
       </w:r>
     </w:p>
     <w:p>
       <w:pPr>
         <w:pStyle w:val="ListNumber"/>
-        <w:spacing w:after="60"/>
       </w:pPr>
       <w:r>
-        <w:t>Cramped controls: maximise Hazz or hide the preview.</w:t>
+        <w:t>Select 80s, press New Subfolder, type Rock, and create it.</w:t>
+      </w:r>
+    </w:p>
+    <w:p>
+      <w:pPr>
+        <w:pStyle w:val="Heading1"/>
+      </w:pPr>
+      <w:r>
+        <w:t>Add several tracks</w:t>
+      </w:r>
+    </w:p>
+    <w:p>
+      <w:pPr>
+        <w:pStyle w:val="ListNumber"/>
+      </w:pPr>
+      <w:r>
+        <w:t>Select All Library Tracks and choose Karaoke or Music.</w:t>
+      </w:r>
+    </w:p>
+    <w:p>
+      <w:pPr>
+        <w:pStyle w:val="ListNumber"/>
+      </w:pPr>
+      <w:r>
+        <w:t>Ctrl-click separate songs, Shift-click a range, or press Ctrl+A for all visible rows.</w:t>
+      </w:r>
+    </w:p>
+    <w:p>
+      <w:pPr>
+        <w:pStyle w:val="ListNumber"/>
+      </w:pPr>
+      <w:r>
+        <w:t>Press Add Selected to Folder…, choose 80s / Rock, then press Add Tracks.</w:t>
+      </w:r>
+    </w:p>
+    <w:p>
+      <w:pPr>
+        <w:pStyle w:val="ListNumber"/>
+      </w:pPr>
+      <w:r>
+        <w:t>Open the Rock folder to check the tracks.</w:t>
+      </w:r>
+    </w:p>
+    <w:p>
+      <w:pPr>
+        <w:pStyle w:val="Heading1"/>
+      </w:pPr>
+      <w:r>
+        <w:t>Import BPM Studio folders</w:t>
+      </w:r>
+    </w:p>
+    <w:p>
+      <w:pPr>
+        <w:pStyle w:val="ListNumber"/>
+      </w:pPr>
+      <w:r>
+        <w:t>Close BPM Studio.</w:t>
+      </w:r>
+    </w:p>
+    <w:p>
+      <w:pPr>
+        <w:pStyle w:val="ListNumber"/>
+      </w:pPr>
+      <w:r>
+        <w:t>Choose Import &gt; Import BPM Studio.</w:t>
+      </w:r>
+    </w:p>
+    <w:p>
+      <w:pPr>
+        <w:pStyle w:val="ListNumber"/>
+      </w:pPr>
+      <w:r>
+        <w:t>Select the BPM Studio data/archive folder and confirm.</w:t>
+      </w:r>
+    </w:p>
+    <w:p>
+      <w:pPr>
+        <w:pStyle w:val="ListNumber"/>
+      </w:pPr>
+      <w:r>
+        <w:t>Open Library &gt; Browse Library and expand BPM Studio.</w:t>
+      </w:r>
+    </w:p>
+    <w:p>
+      <w:pPr>
+        <w:pStyle w:val="ListNumber"/>
+      </w:pPr>
+      <w:r>
+        <w:t>Hazz reads recoverable .GRP and .PLG groups. BPM files remain read-only.</w:t>
+      </w:r>
+    </w:p>
+    <w:p>
+      <w:pPr>
+        <w:pStyle w:val="Heading1"/>
+      </w:pPr>
+      <w:r>
+        <w:t>Import VirtualDJ or other folders</w:t>
+      </w:r>
+    </w:p>
+    <w:p>
+      <w:pPr>
+        <w:pStyle w:val="ListNumber"/>
+      </w:pPr>
+      <w:r>
+        <w:t>Close the other program.</w:t>
+      </w:r>
+    </w:p>
+    <w:p>
+      <w:pPr>
+        <w:pStyle w:val="ListNumber"/>
+      </w:pPr>
+      <w:r>
+        <w:t>Choose Import &gt; Smart Import &gt; Detect from Application Folder.</w:t>
+      </w:r>
+    </w:p>
+    <w:p>
+      <w:pPr>
+        <w:pStyle w:val="ListNumber"/>
+      </w:pPr>
+      <w:r>
+        <w:t>For VirtualDJ, select its home folder containing database.xml and MyLists.</w:t>
+      </w:r>
+    </w:p>
+    <w:p>
+      <w:pPr>
+        <w:pStyle w:val="ListNumber"/>
+      </w:pPr>
+      <w:r>
+        <w:t>Hazz imports VirtualDJ My Lists, Rekordbox playlist trees and standard nested M3U/PLS/XSPF/WPL exports below the detected application name.</w:t>
+      </w:r>
+    </w:p>
+    <w:p>
+      <w:pPr>
+        <w:pStyle w:val="ListNumber"/>
+      </w:pPr>
+      <w:r>
+        <w:t>Source lists and media remain read-only.</w:t>
+      </w:r>
+    </w:p>
+    <w:p>
+      <w:pPr>
+        <w:pStyle w:val="Heading1"/>
+      </w:pPr>
+      <w:r>
+        <w:t>Use and clean up folders</w:t>
+      </w:r>
+    </w:p>
+    <w:p>
+      <w:pPr>
+        <w:pStyle w:val="ListNumber"/>
+      </w:pPr>
+      <w:r>
+        <w:t>Select a folder, then search and send Music to a deck or Karaoke to a singer.</w:t>
+      </w:r>
+    </w:p>
+    <w:p>
+      <w:pPr>
+        <w:pStyle w:val="ListNumber"/>
+      </w:pPr>
+      <w:r>
+        <w:t>Remove from Folder removes selected links.</w:t>
+      </w:r>
+    </w:p>
+    <w:p>
+      <w:pPr>
+        <w:pStyle w:val="ListNumber"/>
+      </w:pPr>
+      <w:r>
+        <w:t>Empty removes direct links but keeps child folders.</w:t>
+      </w:r>
+    </w:p>
+    <w:p>
+      <w:pPr>
+        <w:pStyle w:val="ListNumber"/>
+      </w:pPr>
+      <w:r>
+        <w:t>Delete Selected Folder removes the folder tree and links. Your media files remain.</w:t>
+      </w:r>
+    </w:p>
+    <w:p>
+      <w:pPr>
+        <w:pStyle w:val="Heading1"/>
+      </w:pPr>
+      <w:r>
+        <w:t>Fix common problems</w:t>
+      </w:r>
+    </w:p>
+    <w:p>
+      <w:pPr>
+        <w:pStyle w:val="ListNumber"/>
+      </w:pPr>
+      <w:r>
+        <w:t>Click All Library Tracks and clear the search to reset the view.</w:t>
+      </w:r>
+    </w:p>
+    <w:p>
+      <w:pPr>
+        <w:pStyle w:val="ListNumber"/>
+      </w:pPr>
+      <w:r>
+        <w:t>Check Karaoke versus Music.</w:t>
+      </w:r>
+    </w:p>
+    <w:p>
+      <w:pPr>
+        <w:pStyle w:val="ListNumber"/>
+      </w:pPr>
+      <w:r>
+        <w:t>Open the child folder; a parent shows only its own direct links.</w:t>
+      </w:r>
+    </w:p>
+    <w:p>
+      <w:pPr>
+        <w:pStyle w:val="ListNumber"/>
+      </w:pPr>
+      <w:r>
+        <w:t>Maximise the Library Browser if controls are clipped.</w:t>
+      </w:r>
+    </w:p>
+    <w:p>
+      <w:pPr>
+        <w:pStyle w:val="ListNumber"/>
+      </w:pPr>
+      <w:r>
+        <w:t>Read the BPM completion report if a proprietary group could not be decoded.</w:t>
       </w:r>
     </w:p>
     <w:p>
@@ -626,396 +576,94 @@
     <w:p>
       <w:pPr>
         <w:pStyle w:val="ListNumber"/>
-        <w:spacing w:after="60"/>
       </w:pPr>
       <w:r>
-        <w:t>Let the current media stop.</w:t>
+        <w:t>Let current media stop.</w:t>
       </w:r>
     </w:p>
     <w:p>
       <w:pPr>
         <w:pStyle w:val="ListNumber"/>
-        <w:spacing w:after="60"/>
       </w:pPr>
       <w:r>
-        <w:t>Close Hazz from the main window.</w:t>
+        <w:t>Close the main Hazz window and confirm shutdown.</w:t>
       </w:r>
     </w:p>
     <w:p>
       <w:pPr>
         <w:pStyle w:val="ListNumber"/>
-        <w:spacing w:after="60"/>
       </w:pPr>
       <w:r>
-        <w:t>Answer Yes to the shutdown question.</w:t>
+        <w:t>Wait until Hazz closes before disconnecting a media drive or shutting down Windows.</w:t>
+      </w:r>
+    </w:p>
+    <w:p>
+      <w:pPr>
+        <w:pStyle w:val="Heading1"/>
+        <w:pageBreakBefore w:val="0"/>
+      </w:pPr>
+      <w:r>
+        <w:t>Import a large BPM Studio library</w:t>
       </w:r>
     </w:p>
     <w:p>
       <w:pPr>
         <w:pStyle w:val="ListNumber"/>
-        <w:spacing w:after="60"/>
       </w:pPr>
       <w:r>
-        <w:t>Wait until Hazz closes before disconnecting a library drive or shutting down Windows.</w:t>
+        <w:t>Close BPM Studio.</w:t>
+      </w:r>
+    </w:p>
+    <w:p>
+      <w:pPr>
+        <w:pStyle w:val="ListNumber"/>
+      </w:pPr>
+      <w:r>
+        <w:t>In Hazz choose Import and then Import BPM Studio.</w:t>
+      </w:r>
+    </w:p>
+    <w:p>
+      <w:pPr>
+        <w:pStyle w:val="ListNumber"/>
+      </w:pPr>
+      <w:r>
+        <w:t>Select the main BPM Studio data or archive folder and confirm the preview.</w:t>
+      </w:r>
+    </w:p>
+    <w:p>
+      <w:pPr>
+        <w:pStyle w:val="ListNumber"/>
+      </w:pPr>
+      <w:r>
+        <w:t>Leave the import window open while it reads, indexes, links, saves and finalizes the database.</w:t>
+      </w:r>
+    </w:p>
+    <w:p>
+      <w:pPr>
+        <w:pStyle w:val="ListNumber"/>
+      </w:pPr>
+      <w:r>
+        <w:t>Wait for Import complete, then open Library and Browse Library to check the BPM Studio folders.</w:t>
+      </w:r>
+    </w:p>
+    <w:p>
+      <w:pPr>
+        <w:pStyle w:val="Heading2"/>
+      </w:pPr>
+      <w:r>
+        <w:t>Duplicate group files</w:t>
       </w:r>
     </w:p>
     <w:p>
       <w:r>
-        <w:br w:type="page"/>
-      </w:r>
-    </w:p>
-    <w:p>
-      <w:pPr>
-        <w:pStyle w:val="Heading1"/>
-      </w:pPr>
-      <w:r>
-        <w:t>Quick control reference</w:t>
-      </w:r>
-    </w:p>
-    <w:tbl>
-      <w:tblPr>
-        <w:tblStyle w:val="TableGrid"/>
-        <w:tblW w:type="auto" w:w="0"/>
-        <w:jc w:val="center"/>
-        <w:tblLook w:firstColumn="1" w:firstRow="1" w:lastColumn="0" w:lastRow="0" w:noHBand="0" w:noVBand="1" w:val="04A0"/>
-      </w:tblPr>
-      <w:tblGrid>
-        <w:gridCol w:w="5040"/>
-        <w:gridCol w:w="5040"/>
-      </w:tblGrid>
-      <w:tr>
-        <w:tc>
-          <w:tcPr>
-            <w:tcW w:type="dxa" w:w="5040"/>
-            <w:shd w:fill="213547"/>
-            <w:vAlign w:val="center"/>
-          </w:tcPr>
-          <w:p>
-            <w:r>
-              <w:t>Colour</w:t>
-            </w:r>
-          </w:p>
-        </w:tc>
-        <w:tc>
-          <w:tcPr>
-            <w:tcW w:type="dxa" w:w="5040"/>
-            <w:shd w:fill="213547"/>
-            <w:vAlign w:val="center"/>
-          </w:tcPr>
-          <w:p>
-            <w:r>
-              <w:t>Meaning</w:t>
-            </w:r>
-          </w:p>
-        </w:tc>
-      </w:tr>
-      <w:tr>
-        <w:tc>
-          <w:tcPr>
-            <w:tcW w:type="dxa" w:w="5040"/>
-            <w:tcMar>
-              <w:top w:w="110" w:type="dxa"/>
-              <w:start w:w="130" w:type="dxa"/>
-              <w:bottom w:w="110" w:type="dxa"/>
-              <w:end w:w="130" w:type="dxa"/>
-            </w:tcMar>
-            <w:vAlign w:val="center"/>
-          </w:tcPr>
-          <w:p>
-            <w:r>
-              <w:t>Green</w:t>
-            </w:r>
-          </w:p>
-        </w:tc>
-        <w:tc>
-          <w:tcPr>
-            <w:tcW w:type="dxa" w:w="5040"/>
-            <w:tcMar>
-              <w:top w:w="110" w:type="dxa"/>
-              <w:start w:w="130" w:type="dxa"/>
-              <w:bottom w:w="110" w:type="dxa"/>
-              <w:end w:w="130" w:type="dxa"/>
-            </w:tcMar>
-            <w:vAlign w:val="center"/>
-          </w:tcPr>
-          <w:p>
-            <w:r>
-              <w:t>Play or confirm</w:t>
-            </w:r>
-          </w:p>
-        </w:tc>
-      </w:tr>
-      <w:tr>
-        <w:tc>
-          <w:tcPr>
-            <w:tcW w:type="dxa" w:w="5040"/>
-            <w:shd w:fill="EEF3F7"/>
-            <w:tcMar>
-              <w:top w:w="110" w:type="dxa"/>
-              <w:start w:w="130" w:type="dxa"/>
-              <w:bottom w:w="110" w:type="dxa"/>
-              <w:end w:w="130" w:type="dxa"/>
-            </w:tcMar>
-            <w:vAlign w:val="center"/>
-          </w:tcPr>
-          <w:p>
-            <w:r>
-              <w:t>Red</w:t>
-            </w:r>
-          </w:p>
-        </w:tc>
-        <w:tc>
-          <w:tcPr>
-            <w:tcW w:type="dxa" w:w="5040"/>
-            <w:shd w:fill="EEF3F7"/>
-            <w:tcMar>
-              <w:top w:w="110" w:type="dxa"/>
-              <w:start w:w="130" w:type="dxa"/>
-              <w:bottom w:w="110" w:type="dxa"/>
-              <w:end w:w="130" w:type="dxa"/>
-            </w:tcMar>
-            <w:vAlign w:val="center"/>
-          </w:tcPr>
-          <w:p>
-            <w:r>
-              <w:t>Stop remove or clear</w:t>
-            </w:r>
-          </w:p>
-        </w:tc>
-      </w:tr>
-      <w:tr>
-        <w:tc>
-          <w:tcPr>
-            <w:tcW w:type="dxa" w:w="5040"/>
-            <w:tcMar>
-              <w:top w:w="110" w:type="dxa"/>
-              <w:start w:w="130" w:type="dxa"/>
-              <w:bottom w:w="110" w:type="dxa"/>
-              <w:end w:w="130" w:type="dxa"/>
-            </w:tcMar>
-            <w:vAlign w:val="center"/>
-          </w:tcPr>
-          <w:p>
-            <w:r>
-              <w:t>Yellow</w:t>
-            </w:r>
-          </w:p>
-        </w:tc>
-        <w:tc>
-          <w:tcPr>
-            <w:tcW w:type="dxa" w:w="5040"/>
-            <w:tcMar>
-              <w:top w:w="110" w:type="dxa"/>
-              <w:start w:w="130" w:type="dxa"/>
-              <w:bottom w:w="110" w:type="dxa"/>
-              <w:end w:w="130" w:type="dxa"/>
-            </w:tcMar>
-            <w:vAlign w:val="center"/>
-          </w:tcPr>
-          <w:p>
-            <w:r>
-              <w:t>Pause timing or reset</w:t>
-            </w:r>
-          </w:p>
-        </w:tc>
-      </w:tr>
-      <w:tr>
-        <w:tc>
-          <w:tcPr>
-            <w:tcW w:type="dxa" w:w="5040"/>
-            <w:shd w:fill="EEF3F7"/>
-            <w:tcMar>
-              <w:top w:w="110" w:type="dxa"/>
-              <w:start w:w="130" w:type="dxa"/>
-              <w:bottom w:w="110" w:type="dxa"/>
-              <w:end w:w="130" w:type="dxa"/>
-            </w:tcMar>
-            <w:vAlign w:val="center"/>
-          </w:tcPr>
-          <w:p>
-            <w:r>
-              <w:t>Blue</w:t>
-            </w:r>
-          </w:p>
-        </w:tc>
-        <w:tc>
-          <w:tcPr>
-            <w:tcW w:type="dxa" w:w="5040"/>
-            <w:shd w:fill="EEF3F7"/>
-            <w:tcMar>
-              <w:top w:w="110" w:type="dxa"/>
-              <w:start w:w="130" w:type="dxa"/>
-              <w:bottom w:w="110" w:type="dxa"/>
-              <w:end w:w="130" w:type="dxa"/>
-            </w:tcMar>
-            <w:vAlign w:val="center"/>
-          </w:tcPr>
-          <w:p>
-            <w:r>
-              <w:t>Load or navigate</w:t>
-            </w:r>
-          </w:p>
-        </w:tc>
-      </w:tr>
-      <w:tr>
-        <w:tc>
-          <w:tcPr>
-            <w:tcW w:type="dxa" w:w="5040"/>
-            <w:tcMar>
-              <w:top w:w="110" w:type="dxa"/>
-              <w:start w:w="130" w:type="dxa"/>
-              <w:bottom w:w="110" w:type="dxa"/>
-              <w:end w:w="130" w:type="dxa"/>
-            </w:tcMar>
-            <w:vAlign w:val="center"/>
-          </w:tcPr>
-          <w:p>
-            <w:r>
-              <w:t>Teal</w:t>
-            </w:r>
-          </w:p>
-        </w:tc>
-        <w:tc>
-          <w:tcPr>
-            <w:tcW w:type="dxa" w:w="5040"/>
-            <w:tcMar>
-              <w:top w:w="110" w:type="dxa"/>
-              <w:start w:w="130" w:type="dxa"/>
-              <w:bottom w:w="110" w:type="dxa"/>
-              <w:end w:w="130" w:type="dxa"/>
-            </w:tcMar>
-            <w:vAlign w:val="center"/>
-          </w:tcPr>
-          <w:p>
-            <w:r>
-              <w:t>Add or save</w:t>
-            </w:r>
-          </w:p>
-        </w:tc>
-      </w:tr>
-      <w:tr>
-        <w:tc>
-          <w:tcPr>
-            <w:tcW w:type="dxa" w:w="5040"/>
-            <w:shd w:fill="EEF3F7"/>
-            <w:tcMar>
-              <w:top w:w="110" w:type="dxa"/>
-              <w:start w:w="130" w:type="dxa"/>
-              <w:bottom w:w="110" w:type="dxa"/>
-              <w:end w:w="130" w:type="dxa"/>
-            </w:tcMar>
-            <w:vAlign w:val="center"/>
-          </w:tcPr>
-          <w:p>
-            <w:r>
-              <w:t>Purple</w:t>
-            </w:r>
-          </w:p>
-        </w:tc>
-        <w:tc>
-          <w:tcPr>
-            <w:tcW w:type="dxa" w:w="5040"/>
-            <w:shd w:fill="EEF3F7"/>
-            <w:tcMar>
-              <w:top w:w="110" w:type="dxa"/>
-              <w:start w:w="130" w:type="dxa"/>
-              <w:bottom w:w="110" w:type="dxa"/>
-              <w:end w:w="130" w:type="dxa"/>
-            </w:tcMar>
-            <w:vAlign w:val="center"/>
-          </w:tcPr>
-          <w:p>
-            <w:r>
-              <w:t>Special action shuffle fade or alternative</w:t>
-            </w:r>
-          </w:p>
-        </w:tc>
-      </w:tr>
-    </w:tbl>
-    <w:p>
-      <w:pPr>
-        <w:pStyle w:val="Heading1"/>
-      </w:pPr>
-      <w:r>
-        <w:t>One page show checklist</w:t>
-      </w:r>
-    </w:p>
-    <w:p>
-      <w:pPr>
-        <w:pStyle w:val="ListBullet"/>
-        <w:spacing w:after="60"/>
-      </w:pPr>
-      <w:r>
-        <w:t>Display 2 tested</w:t>
-      </w:r>
-    </w:p>
-    <w:p>
-      <w:pPr>
-        <w:pStyle w:val="ListBullet"/>
-        <w:spacing w:after="60"/>
-      </w:pPr>
-      <w:r>
-        <w:t>Sound output tested</w:t>
-      </w:r>
-    </w:p>
-    <w:p>
-      <w:pPr>
-        <w:pStyle w:val="ListBullet"/>
-        <w:spacing w:after="60"/>
-      </w:pPr>
-      <w:r>
-        <w:t>Karaoke search returns songs</w:t>
-      </w:r>
-    </w:p>
-    <w:p>
-      <w:pPr>
-        <w:pStyle w:val="ListBullet"/>
-        <w:spacing w:after="60"/>
-      </w:pPr>
-      <w:r>
-        <w:t>Music decks tested</w:t>
-      </w:r>
-    </w:p>
-    <w:p>
-      <w:pPr>
-        <w:pStyle w:val="ListBullet"/>
-        <w:spacing w:after="60"/>
-      </w:pPr>
-      <w:r>
-        <w:t>Audience background and scroller checked</w:t>
-      </w:r>
-    </w:p>
-    <w:p>
-      <w:pPr>
-        <w:pStyle w:val="ListBullet"/>
-        <w:spacing w:after="60"/>
-      </w:pPr>
-      <w:r>
-        <w:t>Database backup current</w:t>
-      </w:r>
-    </w:p>
-    <w:p>
-      <w:pPr>
-        <w:pStyle w:val="ListBullet"/>
-        <w:spacing w:after="60"/>
-      </w:pPr>
-      <w:r>
-        <w:t>New Show started</w:t>
-      </w:r>
-    </w:p>
-    <w:p>
-      <w:pPr>
-        <w:pStyle w:val="ListBullet"/>
-        <w:spacing w:after="60"/>
-      </w:pPr>
-      <w:r>
-        <w:t>First singer and song loaded</w:t>
+        <w:t>If several GRP or PLG files have the same name, Hazz automatically uses the newest copy. Importing the same folder again skips unchanged groups. Your BPM Studio files are never edited.</w:t>
       </w:r>
     </w:p>
     <w:sectPr>
       <w:footerReference w:type="default" r:id="rId10"/>
+      <w:headerReference w:type="default" r:id="rId11"/>
       <w:pgSz w:w="12240" w:h="15840"/>
-      <w:pgMar w:top="936" w:right="1080" w:bottom="936" w:left="1080" w:header="720" w:footer="720" w:gutter="0"/>
+      <w:pgMar w:top="936" w:right="1037" w:bottom="936" w:left="1037" w:header="720" w:footer="720" w:gutter="0"/>
       <w:cols w:space="720"/>
       <w:docGrid w:linePitch="360"/>
     </w:sectPr>
@@ -1034,10 +682,20 @@
       <w:rPr>
         <w:sz w:val="16"/>
       </w:rPr>
-      <w:t>Hazz Karaoke Hoster Dummy Guide  |  v0.17.22</w:t>
+      <w:t>Hazz Karaoke Hoster Dummy's Guide | v0.80</w:t>
     </w:r>
   </w:p>
 </w:ftr>
+</file>
+
+<file path=word/header1.xml><?xml version="1.0" encoding="utf-8"?>
+<w:hdr xmlns:m="http://schemas.openxmlformats.org/officeDocument/2006/math" xmlns:mc="http://schemas.openxmlformats.org/markup-compatibility/2006" xmlns:mo="http://schemas.microsoft.com/office/mac/office/2008/main" xmlns:mv="urn:schemas-microsoft-com:mac:vml" xmlns:o="urn:schemas-microsoft-com:office:office" xmlns:r="http://schemas.openxmlformats.org/officeDocument/2006/relationships" xmlns:v="urn:schemas-microsoft-com:vml" xmlns:w10="urn:schemas-microsoft-com:office:word" xmlns:w14="http://schemas.microsoft.com/office/word/2010/wordml" xmlns:w="http://schemas.openxmlformats.org/wordprocessingml/2006/main" xmlns:wne="http://schemas.microsoft.com/office/word/2006/wordml" xmlns:wp14="http://schemas.microsoft.com/office/word/2010/wordprocessingDrawing" xmlns:wp="http://schemas.openxmlformats.org/drawingml/2006/wordprocessingDrawing" xmlns:wpc="http://schemas.microsoft.com/office/word/2010/wordprocessingCanvas" xmlns:wpg="http://schemas.microsoft.com/office/word/2010/wordprocessingGroup" xmlns:wpi="http://schemas.microsoft.com/office/word/2010/wordprocessingInk" xmlns:wps="http://schemas.microsoft.com/office/word/2010/wordprocessingShape" mc:Ignorable="w14 wp14">
+  <w:p>
+    <w:pPr>
+      <w:pStyle w:val="Header"/>
+    </w:pPr>
+  </w:p>
+</w:hdr>
 </file>
 
 <file path=word/numbering.xml><?xml version="1.0" encoding="utf-8"?>
@@ -1404,11 +1062,11 @@
     <w:qFormat/>
     <w:rsid w:val="00FC693F"/>
     <w:pPr>
-      <w:spacing w:after="100" w:line="259" w:lineRule="auto"/>
+      <w:spacing w:after="140"/>
     </w:pPr>
     <w:rPr>
       <w:rFonts w:ascii="Aptos" w:hAnsi="Aptos"/>
-      <w:sz w:val="20"/>
+      <w:sz w:val="22"/>
     </w:rPr>
   </w:style>
   <w:style w:type="paragraph" w:styleId="Header">
@@ -1498,7 +1156,7 @@
       <w:b/>
       <w:bCs/>
       <w:color w:val="000000"/>
-      <w:sz w:val="26"/>
+      <w:sz w:val="28"/>
       <w:szCs w:val="26"/>
     </w:rPr>
   </w:style>
@@ -1521,7 +1179,7 @@
       <w:rFonts w:asciiTheme="majorHAnsi" w:eastAsiaTheme="majorEastAsia" w:hAnsiTheme="majorHAnsi" w:cstheme="majorBidi"/>
       <w:b/>
       <w:bCs/>
-      <w:color w:val="4F81BD" w:themeColor="accent1"/>
+      <w:color w:val="000000"/>
     </w:rPr>
   </w:style>
   <w:style w:type="paragraph" w:styleId="Heading4">
@@ -1760,7 +1418,6 @@
     </w:pPr>
     <w:rPr>
       <w:rFonts w:asciiTheme="majorHAnsi" w:eastAsiaTheme="majorEastAsia" w:hAnsiTheme="majorHAnsi" w:cstheme="majorBidi" w:ascii="Aptos Display" w:hAnsi="Aptos Display"/>
-      <w:b/>
       <w:color w:val="000000"/>
       <w:spacing w:val="5"/>
       <w:kern w:val="28"/>
@@ -1800,7 +1457,7 @@
       <w:rFonts w:asciiTheme="majorHAnsi" w:eastAsiaTheme="majorEastAsia" w:hAnsiTheme="majorHAnsi" w:cstheme="majorBidi"/>
       <w:i/>
       <w:iCs/>
-      <w:color w:val="4F81BD" w:themeColor="accent1"/>
+      <w:color w:val="000000"/>
       <w:spacing w:val="15"/>
       <w:sz w:val="24"/>
       <w:szCs w:val="24"/>
